--- a/Knowledge/Source/Job Hunt/Presales Journey/00_Master System/Templates/Resume_Template.docx
+++ b/Knowledge/Source/Job Hunt/Presales Journey/00_Master System/Templates/Resume_Template.docx
@@ -620,7 +620,7 @@
           <w:szCs w:val="20"/>
           <w:lang w:val="en-GB"/>
         </w:rPr>
-        <w:t>Aug. 2018 – Se</w:t>
+        <w:t>Sep. 2018 – Se</w:t>
       </w:r>
       <w:r>
         <w:rPr>
